--- a/exports/quarto/docx/02_CanonSpecification.docx
+++ b/exports/quarto/docx/02_CanonSpecification.docx
@@ -23,7 +23,7 @@
         <w:pStyle w:val="Date"/>
       </w:pPr>
       <w:r>
-        <w:t xml:space="preserve">March 31, 2026</w:t>
+        <w:t xml:space="preserve">April 2, 2026</w:t>
       </w:r>
     </w:p>
     <w:sdt>
@@ -52,7 +52,7 @@
         </w:p>
       </w:sdtContent>
     </w:sdt>
-    <w:bookmarkStart w:id="59" w:name="X89d27089b9e35464a3fe4ccca1d49cbbcbaeb69"/>
+    <w:bookmarkStart w:id="60" w:name="X89d27089b9e35464a3fe4ccca1d49cbbcbaeb69"/>
     <w:p>
       <w:pPr>
         <w:pStyle w:val="Heading1"/>
@@ -671,7 +671,7 @@
       </w:r>
     </w:p>
     <w:bookmarkEnd w:id="25"/>
-    <w:bookmarkStart w:id="26" w:name="core-concepts"/>
+    <w:bookmarkStart w:id="27" w:name="core-concepts"/>
     <w:p>
       <w:pPr>
         <w:pStyle w:val="Heading2"/>
@@ -685,7 +685,67 @@
         <w:pStyle w:val="FirstParagraph"/>
       </w:pPr>
       <w:r>
-        <w:t xml:space="preserve">The canon is anchored in the Seven Core Concepts, which define the philosophical and operational foundation of UIAO:</w:t>
+        <w:t xml:space="preserve">The eight core principles governing UIAO are defined in a single source-of-truth document:</w:t>
+      </w:r>
+    </w:p>
+    <w:p>
+      <w:pPr>
+        <w:pStyle w:val="BlockText"/>
+      </w:pPr>
+      <w:r>
+        <w:rPr>
+          <w:b/>
+          <w:bCs/>
+        </w:rPr>
+        <w:t xml:space="preserve">Canonical reference:</w:t>
+      </w:r>
+      <w:r>
+        <w:t xml:space="preserve"> </w:t>
+      </w:r>
+      <w:hyperlink r:id="rId26">
+        <w:r>
+          <w:rPr>
+            <w:rStyle w:val="Hyperlink"/>
+          </w:rPr>
+          <w:t xml:space="preserve">00_CorePrinciples.md</w:t>
+        </w:r>
+      </w:hyperlink>
+    </w:p>
+    <w:p>
+      <w:pPr>
+        <w:pStyle w:val="FirstParagraph"/>
+      </w:pPr>
+      <w:r>
+        <w:t xml:space="preserve">All UIAO documents MUST reference that file rather than duplicating principle text.</w:t>
+      </w:r>
+      <w:r>
+        <w:t xml:space="preserve"> </w:t>
+      </w:r>
+      <w:r>
+        <w:t xml:space="preserve">Any expansion, amendment, or reordering of the principles MUST occur in</w:t>
+      </w:r>
+      <w:r>
+        <w:t xml:space="preserve"> </w:t>
+      </w:r>
+      <w:r>
+        <w:rPr>
+          <w:rStyle w:val="VerbatimChar"/>
+        </w:rPr>
+        <w:t xml:space="preserve">00_CorePrinciples.md</w:t>
+      </w:r>
+      <w:r>
+        <w:t xml:space="preserve"> </w:t>
+      </w:r>
+      <w:r>
+        <w:t xml:space="preserve">first; downstream documents inherit by pointer.</w:t>
+      </w:r>
+    </w:p>
+    <w:p>
+      <w:pPr>
+        <w:pStyle w:val="BodyText"/>
+      </w:pPr>
+      <w:r>
+        <w:t xml:space="preserve">For quick orientation the eight principles are:</w:t>
       </w:r>
     </w:p>
     <w:p>
@@ -697,7 +757,7 @@
         </w:numPr>
       </w:pPr>
       <w:r>
-        <w:t xml:space="preserve">Conversation as the atomic unit</w:t>
+        <w:t xml:space="preserve">Single Source of Truth (SSOT)</w:t>
       </w:r>
     </w:p>
     <w:p>
@@ -709,7 +769,7 @@
         </w:numPr>
       </w:pPr>
       <w:r>
-        <w:t xml:space="preserve">Identity as the root namespace</w:t>
+        <w:t xml:space="preserve">Conversation as the Atomic Unit</w:t>
       </w:r>
     </w:p>
     <w:p>
@@ -721,7 +781,7 @@
         </w:numPr>
       </w:pPr>
       <w:r>
-        <w:t xml:space="preserve">Deterministic addressing</w:t>
+        <w:t xml:space="preserve">Identity as the Root Namespace</w:t>
       </w:r>
     </w:p>
     <w:p>
@@ -733,7 +793,7 @@
         </w:numPr>
       </w:pPr>
       <w:r>
-        <w:t xml:space="preserve">Certificate-anchored overlay</w:t>
+        <w:t xml:space="preserve">Deterministic Addressing</w:t>
       </w:r>
     </w:p>
     <w:p>
@@ -745,7 +805,7 @@
         </w:numPr>
       </w:pPr>
       <w:r>
-        <w:t xml:space="preserve">Telemetry as control</w:t>
+        <w:t xml:space="preserve">Certificate-Anchored Overlay</w:t>
       </w:r>
     </w:p>
     <w:p>
@@ -757,7 +817,7 @@
         </w:numPr>
       </w:pPr>
       <w:r>
-        <w:t xml:space="preserve">Embedded governance &amp; automation</w:t>
+        <w:t xml:space="preserve">Telemetry as Control</w:t>
       </w:r>
     </w:p>
     <w:p>
@@ -769,7 +829,19 @@
         </w:numPr>
       </w:pPr>
       <w:r>
-        <w:t xml:space="preserve">Public service first</w:t>
+        <w:t xml:space="preserve">Embedded Governance &amp; Automation</w:t>
+      </w:r>
+    </w:p>
+    <w:p>
+      <w:pPr>
+        <w:pStyle w:val="Compact"/>
+        <w:numPr>
+          <w:ilvl w:val="0"/>
+          <w:numId w:val="1003"/>
+        </w:numPr>
+      </w:pPr>
+      <w:r>
+        <w:t xml:space="preserve">Public Service First</w:t>
       </w:r>
     </w:p>
     <w:p>
@@ -777,7 +849,22 @@
         <w:pStyle w:val="FirstParagraph"/>
       </w:pPr>
       <w:r>
-        <w:t xml:space="preserve">These concepts are frozen and must appear identically across all UIAO documents.</w:t>
+        <w:t xml:space="preserve">See</w:t>
+      </w:r>
+      <w:r>
+        <w:t xml:space="preserve"> </w:t>
+      </w:r>
+      <w:r>
+        <w:rPr>
+          <w:rStyle w:val="VerbatimChar"/>
+        </w:rPr>
+        <w:t xml:space="preserve">00_CorePrinciples.md</w:t>
+      </w:r>
+      <w:r>
+        <w:t xml:space="preserve"> </w:t>
+      </w:r>
+      <w:r>
+        <w:t xml:space="preserve">for full definitions, rationale, and compliance anchors.</w:t>
       </w:r>
     </w:p>
     <w:p>
@@ -787,8 +874,8 @@
         </w:pict>
       </w:r>
     </w:p>
-    <w:bookmarkEnd w:id="26"/>
-    <w:bookmarkStart w:id="33" w:name="architecture-model"/>
+    <w:bookmarkEnd w:id="27"/>
+    <w:bookmarkStart w:id="34" w:name="architecture-model"/>
     <w:p>
       <w:pPr>
         <w:pStyle w:val="Heading2"/>
@@ -797,7 +884,7 @@
         <w:t xml:space="preserve">1.6 6. Architecture Model</w:t>
       </w:r>
     </w:p>
-    <w:bookmarkStart w:id="27" w:name="core-thesis"/>
+    <w:bookmarkStart w:id="28" w:name="core-thesis"/>
     <w:p>
       <w:pPr>
         <w:pStyle w:val="Heading3"/>
@@ -822,8 +909,8 @@
         <w:t xml:space="preserve">Identity-forward modernization — where identity becomes the root namespace and primary security perimeter — is the only viable path forward.</w:t>
       </w:r>
     </w:p>
-    <w:bookmarkEnd w:id="27"/>
-    <w:bookmarkStart w:id="28" w:name="why-incremental-patching-fails"/>
+    <w:bookmarkEnd w:id="28"/>
+    <w:bookmarkStart w:id="29" w:name="why-incremental-patching-fails"/>
     <w:p>
       <w:pPr>
         <w:pStyle w:val="Heading3"/>
@@ -1074,8 +1161,8 @@
         <w:t xml:space="preserve">Incremental patching cannot overcome these structural constraints.</w:t>
       </w:r>
     </w:p>
-    <w:bookmarkEnd w:id="28"/>
-    <w:bookmarkStart w:id="32" w:name="the-17-point-modernization-canon"/>
+    <w:bookmarkEnd w:id="29"/>
+    <w:bookmarkStart w:id="33" w:name="the-17-point-modernization-canon"/>
     <w:p>
       <w:pPr>
         <w:pStyle w:val="Heading3"/>
@@ -1092,7 +1179,7 @@
         <w:t xml:space="preserve">The canon is organized into three tiers:</w:t>
       </w:r>
     </w:p>
-    <w:bookmarkStart w:id="29" w:name="tier-1-historical-foundations"/>
+    <w:bookmarkStart w:id="30" w:name="tier-1-historical-foundations"/>
     <w:p>
       <w:pPr>
         <w:pStyle w:val="Heading4"/>
@@ -1149,8 +1236,8 @@
         <w:t xml:space="preserve">Fragmented identity regimes</w:t>
       </w:r>
     </w:p>
-    <w:bookmarkEnd w:id="29"/>
-    <w:bookmarkStart w:id="30" w:name="tier-2-structural-constraints"/>
+    <w:bookmarkEnd w:id="30"/>
+    <w:bookmarkStart w:id="31" w:name="tier-2-structural-constraints"/>
     <w:p>
       <w:pPr>
         <w:pStyle w:val="Heading4"/>
@@ -1219,8 +1306,8 @@
         <w:t xml:space="preserve">Source-of-truth fragmentation</w:t>
       </w:r>
     </w:p>
-    <w:bookmarkEnd w:id="30"/>
-    <w:bookmarkStart w:id="31" w:name="tier-3-modern-requirements"/>
+    <w:bookmarkEnd w:id="31"/>
+    <w:bookmarkStart w:id="32" w:name="tier-3-modern-requirements"/>
     <w:p>
       <w:pPr>
         <w:pStyle w:val="Heading4"/>
@@ -1340,10 +1427,10 @@
         </w:pict>
       </w:r>
     </w:p>
-    <w:bookmarkEnd w:id="31"/>
     <w:bookmarkEnd w:id="32"/>
     <w:bookmarkEnd w:id="33"/>
-    <w:bookmarkStart w:id="38" w:name="runtime-model"/>
+    <w:bookmarkEnd w:id="34"/>
+    <w:bookmarkStart w:id="39" w:name="runtime-model"/>
     <w:p>
       <w:pPr>
         <w:pStyle w:val="Heading2"/>
@@ -1360,7 +1447,7 @@
         <w:t xml:space="preserve">UIAO operates on conversations as the atomic unit of runtime behavior.</w:t>
       </w:r>
     </w:p>
-    <w:bookmarkStart w:id="34" w:name="conversation-flow"/>
+    <w:bookmarkStart w:id="35" w:name="conversation-flow"/>
     <w:p>
       <w:pPr>
         <w:pStyle w:val="Heading3"/>
@@ -1441,8 +1528,8 @@
         <w:t xml:space="preserve">Policy evaluates continuously</w:t>
       </w:r>
     </w:p>
-    <w:bookmarkEnd w:id="34"/>
-    <w:bookmarkStart w:id="35" w:name="determinism"/>
+    <w:bookmarkEnd w:id="35"/>
+    <w:bookmarkStart w:id="36" w:name="determinism"/>
     <w:p>
       <w:pPr>
         <w:pStyle w:val="Heading3"/>
@@ -1495,8 +1582,8 @@
         <w:t xml:space="preserve">Implementations</w:t>
       </w:r>
     </w:p>
-    <w:bookmarkEnd w:id="35"/>
-    <w:bookmarkStart w:id="36" w:name="continuous-evaluation"/>
+    <w:bookmarkEnd w:id="36"/>
+    <w:bookmarkStart w:id="37" w:name="continuous-evaluation"/>
     <w:p>
       <w:pPr>
         <w:pStyle w:val="Heading3"/>
@@ -1513,8 +1600,8 @@
         <w:t xml:space="preserve">Telemetry modifies routing, access, and segmentation decisions in real time.</w:t>
       </w:r>
     </w:p>
-    <w:bookmarkEnd w:id="36"/>
-    <w:bookmarkStart w:id="37" w:name="assurance-signals"/>
+    <w:bookmarkEnd w:id="37"/>
+    <w:bookmarkStart w:id="38" w:name="assurance-signals"/>
     <w:p>
       <w:pPr>
         <w:pStyle w:val="Heading3"/>
@@ -1598,9 +1685,9 @@
         </w:pict>
       </w:r>
     </w:p>
-    <w:bookmarkEnd w:id="37"/>
     <w:bookmarkEnd w:id="38"/>
-    <w:bookmarkStart w:id="42" w:name="compliance-mapping"/>
+    <w:bookmarkEnd w:id="39"/>
+    <w:bookmarkStart w:id="43" w:name="compliance-mapping"/>
     <w:p>
       <w:pPr>
         <w:pStyle w:val="Heading2"/>
@@ -1609,7 +1696,7 @@
         <w:t xml:space="preserve">1.8 8. Compliance Mapping</w:t>
       </w:r>
     </w:p>
-    <w:bookmarkStart w:id="39" w:name="fedramp-20x-alignment"/>
+    <w:bookmarkStart w:id="40" w:name="fedramp-20x-alignment"/>
     <w:p>
       <w:pPr>
         <w:pStyle w:val="Heading3"/>
@@ -1674,8 +1761,8 @@
         <w:t xml:space="preserve">Automated evidence generation</w:t>
       </w:r>
     </w:p>
-    <w:bookmarkEnd w:id="39"/>
-    <w:bookmarkStart w:id="40" w:name="nist-800-53-rev-5-controls"/>
+    <w:bookmarkEnd w:id="40"/>
+    <w:bookmarkStart w:id="41" w:name="nist-800-53-rev-5-controls"/>
     <w:p>
       <w:pPr>
         <w:pStyle w:val="Heading3"/>
@@ -1898,8 +1985,8 @@
         </w:tc>
       </w:tr>
     </w:tbl>
-    <w:bookmarkEnd w:id="40"/>
-    <w:bookmarkStart w:id="41" w:name="ksi-categories"/>
+    <w:bookmarkEnd w:id="41"/>
+    <w:bookmarkStart w:id="42" w:name="ksi-categories"/>
     <w:p>
       <w:pPr>
         <w:pStyle w:val="Heading3"/>
@@ -1999,9 +2086,9 @@
         </w:pict>
       </w:r>
     </w:p>
-    <w:bookmarkEnd w:id="41"/>
     <w:bookmarkEnd w:id="42"/>
-    <w:bookmarkStart w:id="46" w:name="dependencies-sequencing"/>
+    <w:bookmarkEnd w:id="43"/>
+    <w:bookmarkStart w:id="47" w:name="dependencies-sequencing"/>
     <w:p>
       <w:pPr>
         <w:pStyle w:val="Heading2"/>
@@ -2010,7 +2097,7 @@
         <w:t xml:space="preserve">1.9 9. Dependencies &amp; Sequencing</w:t>
       </w:r>
     </w:p>
-    <w:bookmarkStart w:id="43" w:name="upstream-dependencies"/>
+    <w:bookmarkStart w:id="44" w:name="upstream-dependencies"/>
     <w:p>
       <w:pPr>
         <w:pStyle w:val="Heading3"/>
@@ -2067,8 +2154,8 @@
         <w:t xml:space="preserve">Network underlay</w:t>
       </w:r>
     </w:p>
-    <w:bookmarkEnd w:id="43"/>
-    <w:bookmarkStart w:id="44" w:name="downstream-dependencies"/>
+    <w:bookmarkEnd w:id="44"/>
+    <w:bookmarkStart w:id="45" w:name="downstream-dependencies"/>
     <w:p>
       <w:pPr>
         <w:pStyle w:val="Heading3"/>
@@ -2137,8 +2224,8 @@
         <w:t xml:space="preserve">Leadership briefing</w:t>
       </w:r>
     </w:p>
-    <w:bookmarkEnd w:id="44"/>
-    <w:bookmarkStart w:id="45" w:name="timeline-alignment"/>
+    <w:bookmarkEnd w:id="45"/>
+    <w:bookmarkStart w:id="46" w:name="timeline-alignment"/>
     <w:p>
       <w:pPr>
         <w:pStyle w:val="Heading3"/>
@@ -2162,9 +2249,9 @@
         </w:pict>
       </w:r>
     </w:p>
-    <w:bookmarkEnd w:id="45"/>
     <w:bookmarkEnd w:id="46"/>
-    <w:bookmarkStart w:id="51" w:name="governance-drift-controls"/>
+    <w:bookmarkEnd w:id="47"/>
+    <w:bookmarkStart w:id="52" w:name="governance-drift-controls"/>
     <w:p>
       <w:pPr>
         <w:pStyle w:val="Heading2"/>
@@ -2173,7 +2260,7 @@
         <w:t xml:space="preserve">1.10 10. Governance &amp; Drift Controls</w:t>
       </w:r>
     </w:p>
-    <w:bookmarkStart w:id="47" w:name="source-of-authority-domains"/>
+    <w:bookmarkStart w:id="48" w:name="source-of-authority-domains"/>
     <w:p>
       <w:pPr>
         <w:pStyle w:val="Heading3"/>
@@ -2590,8 +2677,8 @@
         <w:t xml:space="preserve">These domains define who may create, modify, or revoke data.</w:t>
       </w:r>
     </w:p>
-    <w:bookmarkEnd w:id="47"/>
-    <w:bookmarkStart w:id="48" w:name="drift-detection"/>
+    <w:bookmarkEnd w:id="48"/>
+    <w:bookmarkStart w:id="49" w:name="drift-detection"/>
     <w:p>
       <w:pPr>
         <w:pStyle w:val="Heading3"/>
@@ -2648,8 +2735,8 @@
         <w:t xml:space="preserve">IPAM reconciliation</w:t>
       </w:r>
     </w:p>
-    <w:bookmarkEnd w:id="48"/>
-    <w:bookmarkStart w:id="49" w:name="remediation-workflow"/>
+    <w:bookmarkEnd w:id="49"/>
+    <w:bookmarkStart w:id="50" w:name="remediation-workflow"/>
     <w:p>
       <w:pPr>
         <w:pStyle w:val="Heading3"/>
@@ -2706,8 +2793,8 @@
         <w:t xml:space="preserve">IPAM correction</w:t>
       </w:r>
     </w:p>
-    <w:bookmarkEnd w:id="49"/>
-    <w:bookmarkStart w:id="50" w:name="audit-anchors"/>
+    <w:bookmarkEnd w:id="50"/>
+    <w:bookmarkStart w:id="51" w:name="audit-anchors"/>
     <w:p>
       <w:pPr>
         <w:pStyle w:val="Heading3"/>
@@ -2783,9 +2870,9 @@
         </w:pict>
       </w:r>
     </w:p>
-    <w:bookmarkEnd w:id="50"/>
     <w:bookmarkEnd w:id="51"/>
-    <w:bookmarkStart w:id="57" w:name="appendices"/>
+    <w:bookmarkEnd w:id="52"/>
+    <w:bookmarkStart w:id="58" w:name="appendices"/>
     <w:p>
       <w:pPr>
         <w:pStyle w:val="Heading2"/>
@@ -2794,7 +2881,7 @@
         <w:t xml:space="preserve">1.11 11. Appendices</w:t>
       </w:r>
     </w:p>
-    <w:bookmarkStart w:id="52" w:name="appendix-a-definitions"/>
+    <w:bookmarkStart w:id="53" w:name="appendix-a-definitions"/>
     <w:p>
       <w:pPr>
         <w:pStyle w:val="Heading3"/>
@@ -2830,8 +2917,8 @@
         <w:t xml:space="preserve">docs/glossary.md</w:t>
       </w:r>
     </w:p>
-    <w:bookmarkEnd w:id="52"/>
-    <w:bookmarkStart w:id="53" w:name="appendix-b-tables"/>
+    <w:bookmarkEnd w:id="53"/>
+    <w:bookmarkStart w:id="54" w:name="appendix-b-tables"/>
     <w:p>
       <w:pPr>
         <w:pStyle w:val="Heading3"/>
@@ -2852,8 +2939,8 @@
         <w:t xml:space="preserve">Systemic failures table is in Section 6.2. Source of Authority Domains table is in Section 10.</w:t>
       </w:r>
     </w:p>
-    <w:bookmarkEnd w:id="53"/>
-    <w:bookmarkStart w:id="54" w:name="appendix-c-diagram-references"/>
+    <w:bookmarkEnd w:id="54"/>
+    <w:bookmarkStart w:id="55" w:name="appendix-c-diagram-references"/>
     <w:p>
       <w:pPr>
         <w:pStyle w:val="Heading3"/>
@@ -2903,8 +2990,8 @@
         <w:t xml:space="preserve">for all referenced architecture diagrams.</w:t>
       </w:r>
     </w:p>
-    <w:bookmarkEnd w:id="54"/>
-    <w:bookmarkStart w:id="55" w:name="appendix-d-crosswalk-references"/>
+    <w:bookmarkEnd w:id="55"/>
+    <w:bookmarkStart w:id="56" w:name="appendix-d-crosswalk-references"/>
     <w:p>
       <w:pPr>
         <w:pStyle w:val="Heading3"/>
@@ -2976,8 +3063,8 @@
         <w:t xml:space="preserve">.</w:t>
       </w:r>
     </w:p>
-    <w:bookmarkEnd w:id="55"/>
-    <w:bookmarkStart w:id="56" w:name="appendix-e-evidence-sources"/>
+    <w:bookmarkEnd w:id="56"/>
+    <w:bookmarkStart w:id="57" w:name="appendix-e-evidence-sources"/>
     <w:p>
       <w:pPr>
         <w:pStyle w:val="Heading3"/>
@@ -3034,9 +3121,9 @@
         </w:pict>
       </w:r>
     </w:p>
-    <w:bookmarkEnd w:id="56"/>
     <w:bookmarkEnd w:id="57"/>
-    <w:bookmarkStart w:id="58" w:name="revision-history"/>
+    <w:bookmarkEnd w:id="58"/>
+    <w:bookmarkStart w:id="59" w:name="revision-history"/>
     <w:p>
       <w:pPr>
         <w:pStyle w:val="Heading2"/>
@@ -3153,8 +3240,8 @@
         </w:tc>
       </w:tr>
     </w:tbl>
-    <w:bookmarkEnd w:id="58"/>
     <w:bookmarkEnd w:id="59"/>
+    <w:bookmarkEnd w:id="60"/>
     <w:sectPr/>
   </w:body>
 </w:document>
